--- a/az/discovery-articles/6.20 Televiziya.docx
+++ b/az/discovery-articles/6.20 Televiziya.docx
@@ -4,580 +4,386 @@
   <w:body>
     <w:p>
       <w:pPr>
-        <w:keepNext/>
-        <w:spacing w:before="280" w:after="120"/>
+        <w:pStyle w:val="Title"/>
+        <w:widowControl/>
       </w:pPr>
       <w:r>
-        <w:rPr>
-          <w:rFonts w:ascii="Calibri" w:hAnsi="Calibri" w:eastAsia="Calibri"/>
-          <w:b/>
-          <w:i w:val="0"/>
-          <w:color w:val="004E8C"/>
-          <w:sz w:val="44"/>
-        </w:rPr>
         <w:t>6.20 Televiziya</w:t>
       </w:r>
     </w:p>
     <w:p>
       <w:pPr>
-        <w:spacing w:after="80"/>
+        <w:keepNext/>
+        <w:widowControl/>
       </w:pPr>
       <w:r>
         <w:rPr>
-          <w:rFonts w:ascii="Calibri" w:hAnsi="Calibri" w:eastAsia="Calibri"/>
-          <w:b w:val="0"/>
-          <w:i/>
-          <w:color w:val="505050"/>
-          <w:sz w:val="22"/>
+          <w:sz w:val="20"/>
         </w:rPr>
-        <w:t>6. Rəqəmsal texnologiyalar, kosmos və rabitə</w:t>
-      </w:r>
-    </w:p>
-    <w:p>
-      <w:pPr>
-        <w:spacing w:after="200"/>
-      </w:pPr>
-      <w:r>
-        <w:rPr>
-          <w:rFonts w:ascii="Calibri" w:hAnsi="Calibri" w:eastAsia="Calibri"/>
-          <w:b w:val="0"/>
-          <w:i/>
-          <w:sz w:val="22"/>
-        </w:rPr>
-        <w:t>Dövr: təxminən 1920–1930-cu illərdə sınaq yayımları; XX əsrin ortalarından evlərdə kütləvi yayılma | Əsas simalar: Con Loqi Berd; Filo Farnsvort; Vladimir Zvorykin; çoxsaylı yayım mühəndisləri və standartlaşdırma qurumları</w:t>
-      </w:r>
-    </w:p>
-    <w:p>
-      <w:pPr>
-        <w:spacing w:after="160" w:line="276" w:lineRule="auto"/>
-      </w:pPr>
-      <w:r>
-        <w:rPr>
-          <w:rFonts w:ascii="Calibri" w:hAnsi="Calibri" w:eastAsia="Calibri"/>
-          <w:b w:val="0"/>
-          <w:i w:val="0"/>
-          <w:sz w:val="22"/>
-        </w:rPr>
-        <w:t>Televiziya hərəkətli təsviri və səsi eyni vaxtda çoxsaylı qəbulediciyə ötürür. Xəbərlərin, idman yarışlarının və ekran əsərlərinin evdə izlənilməsi gündəlik həyatın mühüm hissəsinə çevrildi; internet yayımı isə televiziya məzmununun çatdırılma üsullarını genişləndirdi.</w:t>
+        <w:t>6 Rəqəmsal texnologiyalar kosmos və rabitə</w:t>
       </w:r>
     </w:p>
     <w:p>
       <w:pPr>
         <w:keepNext/>
-        <w:spacing w:before="240" w:after="120"/>
+        <w:widowControl/>
       </w:pPr>
       <w:r>
         <w:rPr>
-          <w:rFonts w:ascii="Calibri" w:hAnsi="Calibri" w:eastAsia="Calibri"/>
-          <w:b/>
-          <w:i w:val="0"/>
-          <w:color w:val="004E8C"/>
-          <w:sz w:val="28"/>
+          <w:sz w:val="20"/>
         </w:rPr>
-        <w:t>Əsas faktlar</w:t>
+        <w:t>Dövr: təxminən 1920–1930-cu illərdə sınaq yayımları; XX əsrin ortalarında evlərdə kütləvi yayılma | Əsas şəxslər: Con Louqi Berd; Filo Farnsuort; Vladimir Zvorıkin; çoxsaylı yayım mühəndisləri və standartlaşdırma qurumları</w:t>
+      </w:r>
+    </w:p>
+    <w:p>
+      <w:pPr>
+        <w:widowControl/>
+      </w:pPr>
+      <w:r>
+        <w:t>Televiziya hərəkətli təsvir və səsi eyni vaxtda çoxsaylı qəbulediciyə çatdırır. Xəbər, idman və bədii proqramlar ətrafında ortaq ev mədəniyyəti yaratdı. Sonradan internet ona qoşuldu, amma onu tam əvəz etmədi.</w:t>
+      </w:r>
+    </w:p>
+    <w:p>
+      <w:pPr>
+        <w:pStyle w:val="Heading1"/>
+        <w:widowControl/>
+      </w:pPr>
+      <w:r>
+        <w:t>Əsas məlumatlar</w:t>
       </w:r>
     </w:p>
     <w:p>
       <w:pPr>
         <w:pStyle w:val="ListBullet"/>
+        <w:widowControl/>
       </w:pPr>
       <w:r>
-        <w:rPr>
-          <w:rFonts w:ascii="Calibri" w:hAnsi="Calibri" w:eastAsia="Calibri"/>
-          <w:b w:val="0"/>
-          <w:i w:val="0"/>
-          <w:sz w:val="22"/>
-        </w:rPr>
-        <w:t>1920–1930-cu illərdə mexaniki və elektron skanlama sistemləri bir-biri ilə rəqabət aparırdı</w:t>
+        <w:t>1920–1930-cu illərdə mexaniki və elektron təsvir açılışı sistemləri bir-biri ilə rəqabət aparırdı.</w:t>
       </w:r>
     </w:p>
     <w:p>
       <w:pPr>
         <w:pStyle w:val="ListBullet"/>
+        <w:widowControl/>
       </w:pPr>
       <w:r>
-        <w:rPr>
-          <w:rFonts w:ascii="Calibri" w:hAnsi="Calibri" w:eastAsia="Calibri"/>
-          <w:b w:val="0"/>
-          <w:i w:val="0"/>
-          <w:sz w:val="22"/>
-        </w:rPr>
-        <w:t>Filo Farnsvort və Vladimir Zvorykin elektron televiziyanın əsas simaları sırasında idi</w:t>
+        <w:t>Filo Farnsuort və Vladimir Zvorıkin elektron televiziyanın inkişafında əsas şəxslərdən idilər.</w:t>
       </w:r>
     </w:p>
     <w:p>
       <w:pPr>
         <w:pStyle w:val="ListBullet"/>
+        <w:widowControl/>
       </w:pPr>
       <w:r>
-        <w:rPr>
-          <w:rFonts w:ascii="Calibri" w:hAnsi="Calibri" w:eastAsia="Calibri"/>
-          <w:b w:val="0"/>
-          <w:i w:val="0"/>
-          <w:sz w:val="22"/>
-        </w:rPr>
-        <w:t>Müntəzəm ictimai yayımlar İkinci Dünya müharibəsindən əvvəl və sonra genişləndi</w:t>
+        <w:t>Müntəzəm ictimai yayımlar İkinci Dünya müharibəsindən əvvəl və sonra genişləndi.</w:t>
       </w:r>
     </w:p>
     <w:p>
       <w:pPr>
         <w:pStyle w:val="ListBullet"/>
+        <w:widowControl/>
       </w:pPr>
       <w:r>
-        <w:rPr>
-          <w:rFonts w:ascii="Calibri" w:hAnsi="Calibri" w:eastAsia="Calibri"/>
-          <w:b w:val="0"/>
-          <w:i w:val="0"/>
-          <w:sz w:val="22"/>
-        </w:rPr>
-        <w:t>Rəng standartları və peyklər yayımın əhatəsini və zənginliyini artırdı</w:t>
+        <w:t>Rəngli yayım standartları və peyklər televiziyanın əhatəsini və imkanlarını artırdı.</w:t>
       </w:r>
     </w:p>
     <w:p>
       <w:pPr>
         <w:pStyle w:val="ListBullet"/>
+        <w:widowControl/>
       </w:pPr>
       <w:r>
-        <w:rPr>
-          <w:rFonts w:ascii="Calibri" w:hAnsi="Calibri" w:eastAsia="Calibri"/>
-          <w:b w:val="0"/>
-          <w:i w:val="0"/>
-          <w:sz w:val="22"/>
-        </w:rPr>
-        <w:t>Televiziya onilliklər boyu bir çox ölkədə başlıca kütləvi informasiya vasitəsi oldu</w:t>
+        <w:t>Televiziya bir çox ölkədə onilliklər boyu əsas kütləvi informasiya vasitəsi oldu.</w:t>
       </w:r>
     </w:p>
     <w:p>
       <w:pPr>
-        <w:keepNext/>
-        <w:spacing w:before="240" w:after="120"/>
+        <w:pStyle w:val="Heading1"/>
+        <w:widowControl/>
       </w:pPr>
       <w:r>
-        <w:rPr>
-          <w:rFonts w:ascii="Calibri" w:hAnsi="Calibri" w:eastAsia="Calibri"/>
-          <w:b/>
-          <w:i w:val="0"/>
-          <w:color w:val="004E8C"/>
-          <w:sz w:val="28"/>
-        </w:rPr>
-        <w:t>Bu nədir və necə işləyir?</w:t>
+        <w:t>Bu nədir</w:t>
       </w:r>
     </w:p>
     <w:p>
       <w:pPr>
-        <w:spacing w:after="160" w:line="276" w:lineRule="auto"/>
+        <w:widowControl/>
       </w:pPr>
       <w:r>
-        <w:rPr>
-          <w:rFonts w:ascii="Calibri" w:hAnsi="Calibri" w:eastAsia="Calibri"/>
-          <w:b w:val="0"/>
-          <w:i w:val="0"/>
-          <w:sz w:val="22"/>
-        </w:rPr>
-        <w:t>Televiziya səhnələri elektrik siqnallarına çevirir, onları radio dalğaları və ya kabellə ötürür, uzaqdakı ekranda isə səsli hərəkətli təsviri yenidən yaradır. İlk televizorlarda katod-şüa boruları işlədilirdi; sonrakı yastı panellər televizorun görünüşünü və evdə tutduğu yeri dəyişdi, bir mənbədən çoxsaylı insana canlı təsvir çatdırmaq ideyasını isə saxladı. Proqram cədvəlləri, kanallar və daha sonra istəyə görə izləmə kataloqları tamaşaçıya çatan məzmunu təşkil edir. Sadə dillə desək, televiziya bütöv bir millətə eyni anda təsvirlərlə danışan ev ocağıdır.</w:t>
+        <w:t>Televiziya səhnəni elektrik siqnallarına çevirir, onları radio dalğaları və ya kabellə ötürür, uzaqdakı ekranda səsli hərəkətli təsviri yenidən yaradır. İlk televizorlar elektron-şüa borularından istifadə edirdi. Sonrakı yastı ekranlar cihazın görünüşünü dəyişdi, lakin bir mənbədən çoxsaylı tamaşaçıya canlı görüntü ötürmək ideyası qaldı. Proqram cədvəlləri, kanallar və sonradan istəyə uyğun baxılan arxivlər məzmunu təşkil edir. Televizor bütöv bir ölkəyə eyni vaxtda təsvirlərlə danışan, ailəni ətrafına toplayan vasitəyə çevrildi.</w:t>
       </w:r>
     </w:p>
     <w:p>
       <w:pPr>
-        <w:keepNext/>
-        <w:spacing w:before="240" w:after="120"/>
+        <w:pStyle w:val="Heading1"/>
+        <w:widowControl/>
       </w:pPr>
       <w:r>
-        <w:rPr>
-          <w:rFonts w:ascii="Calibri" w:hAnsi="Calibri" w:eastAsia="Calibri"/>
-          <w:b/>
-          <w:i w:val="0"/>
-          <w:color w:val="004E8C"/>
-          <w:sz w:val="28"/>
-        </w:rPr>
-        <w:t>Kim kəşf və ya ixtira edib?</w:t>
+        <w:t>Kim kəşf edib və ya yaradıb</w:t>
       </w:r>
     </w:p>
     <w:p>
       <w:pPr>
-        <w:spacing w:after="160" w:line="276" w:lineRule="auto"/>
+        <w:widowControl/>
       </w:pPr>
       <w:r>
-        <w:rPr>
-          <w:rFonts w:ascii="Calibri" w:hAnsi="Calibri" w:eastAsia="Calibri"/>
-          <w:b w:val="0"/>
-          <w:i w:val="0"/>
-          <w:sz w:val="22"/>
-        </w:rPr>
-        <w:t>Televiziya çoxsaylı laboratoriyanın işi nəticəsində meydana gəldi. Con Loqi Berd mexaniki skanlamanı nümayiş etdirdi, Farnsvort və Zvorykin isə elektron kameraları və boruları inkişaf etdirdilər. Yayım şirkətləri, milli poçt və telekommunikasiya qurumları standartlar müəyyənləşdirdi. Tək bir ixtiraçının adını çəkmək aldadıcı olar; bu vasitə optika, elektronika və institutların bir-birini tamamlayan fəaliyyətinin məhsuludur.</w:t>
+        <w:t>Televiziya bir çox laboratoriyanın işi nəticəsində yarandı. Con Louqi Berd təsvirin mexaniki üsulla sətir-sətir açılışını nümayiş etdirdi. Farnsuort və Zvorıkin elektron kameraları və boruları inkişaf etdirdilər. Yayım şirkətləri, milli poçt və telekommunikasiya qurumları standartlar müəyyənləşdirdilər. Bir nəfəri yeganə ixtiraçı adlandırmaq düzgün təsəvvür yaratmır: televiziya optikanın, elektronikanın və təşkilati işin birləşməsidir.</w:t>
       </w:r>
     </w:p>
     <w:p>
       <w:pPr>
-        <w:keepNext/>
-        <w:spacing w:before="240" w:after="120"/>
+        <w:pStyle w:val="Heading1"/>
+        <w:widowControl/>
       </w:pPr>
       <w:r>
-        <w:rPr>
-          <w:rFonts w:ascii="Calibri" w:hAnsi="Calibri" w:eastAsia="Calibri"/>
-          <w:b/>
-          <w:i w:val="0"/>
-          <w:color w:val="004E8C"/>
-          <w:sz w:val="28"/>
-        </w:rPr>
-        <w:t>Nə vaxt və necə yaranıb?</w:t>
+        <w:t>Nə vaxt və necə yaranıb</w:t>
       </w:r>
     </w:p>
     <w:p>
       <w:pPr>
-        <w:spacing w:after="160" w:line="276" w:lineRule="auto"/>
+        <w:widowControl/>
       </w:pPr>
       <w:r>
-        <w:rPr>
-          <w:rFonts w:ascii="Calibri" w:hAnsi="Calibri" w:eastAsia="Calibri"/>
-          <w:b w:val="0"/>
-          <w:i w:val="0"/>
-          <w:sz w:val="22"/>
-        </w:rPr>
-        <w:t>1920-ci illərin sonu və 1930-cu illərdəki sınaq yayımları ideyanın işlədiyini sübut etdi; müharibədən sonrakı rifah isə sənayeləşmiş ölkələrdə televizoru qonaq otaqlarına gətirdi. Rəngli yayım, UHF, kabel və peyklər XX əsrin sonlarına doğru məzmun seçimini genişləndirib zənginləşdirdi. Ardınca rəqəmsal sıxılma və yastı ekranlar yarandı. İndi axın tətbiqləri internet xətləri ilə işləsə də, eyni ictimai vərdişi yaşadır: ayrı-ayrı yerlərdə birlikdə izləmək.</w:t>
+        <w:t>1920-ci illərin sonu və 1930-cu illərin sınaq yayımları ideyanın işlədiyini göstərdi. Müharibədən sonrakı rifah sənayeləşmiş ölkələrdə televizoru evlərə gətirdi. Rəngli yayım, UHF — ultra yüksək tezlikli rabitə, kabel və peyklər XX əsrin sonunadək seçimləri artırdı. Sonra rəqəmsal sıxılma və yastı ekranlar gəldi. İndi internetlə işləyən yayım tətbiqləri eyni sosial vərdişi davam etdirir: ayrı məkanlarda olsaq da, birlikdə baxırıq.</w:t>
       </w:r>
     </w:p>
     <w:p>
       <w:pPr>
-        <w:keepNext/>
-        <w:spacing w:before="240" w:after="120"/>
+        <w:pStyle w:val="Heading1"/>
+        <w:widowControl/>
       </w:pPr>
       <w:r>
-        <w:rPr>
-          <w:rFonts w:ascii="Calibri" w:hAnsi="Calibri" w:eastAsia="Calibri"/>
-          <w:b/>
-          <w:i w:val="0"/>
-          <w:color w:val="004E8C"/>
-          <w:sz w:val="28"/>
-        </w:rPr>
-        <w:t>Elmi əhəmiyyəti</w:t>
+        <w:t>Elm üçün əhəmiyyəti</w:t>
       </w:r>
     </w:p>
     <w:p>
       <w:pPr>
-        <w:spacing w:after="160" w:line="276" w:lineRule="auto"/>
+        <w:widowControl/>
       </w:pPr>
       <w:r>
-        <w:rPr>
-          <w:rFonts w:ascii="Calibri" w:hAnsi="Calibri" w:eastAsia="Calibri"/>
-          <w:b w:val="0"/>
-          <w:i w:val="0"/>
-          <w:sz w:val="22"/>
-        </w:rPr>
-        <w:t>Televiziya katod şüaları fizikasının, radio spektri mühəndisliyinin və ötürmə zolağı haqqında informasiya nəzəriyyəsinin inkişafını sürətləndirdi. Sətirlərin və kadrların sinxronlaşdırılması dəqiq vaxtölçmə tələb edir. Rəngin kodlaşdırılması, sonralar isə rəqəmsal kodeklər qavrayışın tətbiqi riyaziyyatıdır. Studiyalar işıqlandırma və siqnal bütövlüyü laboratoriyasına çevrildi. Kütləvi auditoriyaya real vaxtda video çatdırmaq əyləncə olmaqdan əvvəl böyük mühəndislik nailiyyətidir.</w:t>
+        <w:t>Televiziya elektron-şüa fizikasını, radio tezliklərindən istifadə mühəndisliyini və siqnalın ötürülmə zolağı ilə bağlı informasiya nəzəriyyəsini inkişaf etdirdi. Təsvir sətirlərini və kadrları uyğunlaşdırmaq dəqiq zamanlama tələb edir. Rəngin kodlaşdırılması və sonrakı rəqəmsal kodeklər — təsviri kodlaşdırıb açan üsullar — qavrayışla bağlı tətbiqi riyaziyyata söykənir. Studiyalar işıqlandırma və siqnal keyfiyyətinin qorunması üçün sınaq məkanlarına çevrildi. Real vaxtda kütləvi video yayımı əyləncədən əvvəl mühəndislik uğurudur.</w:t>
       </w:r>
     </w:p>
     <w:p>
       <w:pPr>
-        <w:keepNext/>
-        <w:spacing w:before="240" w:after="120"/>
+        <w:pStyle w:val="Heading1"/>
+        <w:widowControl/>
       </w:pPr>
       <w:r>
-        <w:rPr>
-          <w:rFonts w:ascii="Calibri" w:hAnsi="Calibri" w:eastAsia="Calibri"/>
-          <w:b/>
-          <w:i w:val="0"/>
-          <w:color w:val="004E8C"/>
-          <w:sz w:val="28"/>
-        </w:rPr>
         <w:t>Sonrakı inkişafa təsiri</w:t>
       </w:r>
     </w:p>
     <w:p>
       <w:pPr>
-        <w:spacing w:after="160" w:line="276" w:lineRule="auto"/>
+        <w:widowControl/>
       </w:pPr>
       <w:r>
-        <w:rPr>
-          <w:rFonts w:ascii="Calibri" w:hAnsi="Calibri" w:eastAsia="Calibri"/>
-          <w:b w:val="0"/>
-          <w:i w:val="0"/>
-          <w:sz w:val="22"/>
-        </w:rPr>
-        <w:t>Reklam, siyasət və idman yayım vaxtlarına uyğun şəkildə yenidən quruldu. Xəbər dövriyyəsi sürətləndi. İnternet auditoriyanı parçalasa da, televiziyanın yaratdığı diqqət vərdişlərini miras aldı. Qapalı dövrə televiziya və tibbi təsvirləmə sistemləri də ekran texnologiyasının eyni nəslinə aiddir. Televiziyanın kamera və ötürücü infrastrukturu olmasaydı, sonrakı video platformalarının nümunə götürəcəyi sistem də olmazdı.</w:t>
+        <w:t>Reklam, siyasət və idman fəaliyyətlərini efir vaxtına uyğunlaşdırdı. Xəbərlərin dövriyyəsi sürətləndi. İnternet auditoriyanı parçalasa da, televiziyanın formalaşdırdığı diqqət vərdişlərini mənimsədi. Qapalı videomüşahidə və tibbi görüntüləmə sistemlərinin ekran texnologiyaları da ortaq köklərə malikdir. Televiziyanın kamera və ötürücü infrastrukturu sonrakı video platformaları üçün nümunə yaratdı.</w:t>
       </w:r>
     </w:p>
     <w:p>
       <w:pPr>
-        <w:keepNext/>
-        <w:spacing w:before="240" w:after="120"/>
+        <w:pStyle w:val="Heading1"/>
+        <w:widowControl/>
       </w:pPr>
       <w:r>
-        <w:rPr>
-          <w:rFonts w:ascii="Calibri" w:hAnsi="Calibri" w:eastAsia="Calibri"/>
-          <w:b/>
-          <w:i w:val="0"/>
-          <w:color w:val="004E8C"/>
-          <w:sz w:val="28"/>
-        </w:rPr>
-        <w:t>İnsan həyatını necə dəyişdi?</w:t>
+        <w:t>İnsan həyatını necə dəyişib</w:t>
       </w:r>
     </w:p>
     <w:p>
       <w:pPr>
-        <w:spacing w:after="160" w:line="276" w:lineRule="auto"/>
+        <w:widowControl/>
       </w:pPr>
       <w:r>
-        <w:rPr>
-          <w:rFonts w:ascii="Calibri" w:hAnsi="Calibri" w:eastAsia="Calibri"/>
-          <w:b w:val="0"/>
-          <w:i w:val="0"/>
-          <w:sz w:val="22"/>
-        </w:rPr>
-        <w:t>Axşamların gedişi proqram vaxtlarına uyğunlaşdı, uşaqlar ortaq ekran qəhrəmanları ilə böyüdülər. Uzaqdakı müharibələr və Aya eniş evlərə hərəkətli təsvir kimi daxil oldu. Tənqidçilər passivlik və təbliğat təhlükəsindən danışdılar, tamaşaçılar isə icma hissi və sevinc tapdılar. İşıq saçan qutu, indi isə işıqlı panel bir çox insanın hər gün geniş dünya ilə ilk görüş yeridir.</w:t>
+        <w:t>Axşamların rejimi veriliş vaxtlarına uyğun quruldu; uşaqlar ortaq qəhrəmanlarla böyüdülər. Uzaq müharibələr və Aya enişlər evlərə hərəkətli təsvir kimi daxil oldu. Tənqidçilər passivlik və təbliğat təhlükəsini vurğulayır, tamaşaçılar isə ortaq maraq və sevinc tapırdılar. İşıqlı qutu, indi isə yastı ekran bir çox insanın hər gün geniş dünya ilə ilk tanış olduğu vasitə olaraq qalır.</w:t>
       </w:r>
     </w:p>
     <w:p>
       <w:pPr>
-        <w:keepNext/>
-        <w:spacing w:before="240" w:after="120"/>
+        <w:pStyle w:val="Heading1"/>
+        <w:widowControl/>
       </w:pPr>
       <w:r>
-        <w:rPr>
-          <w:rFonts w:ascii="Calibri" w:hAnsi="Calibri" w:eastAsia="Calibri"/>
-          <w:b/>
-          <w:i w:val="0"/>
-          <w:color w:val="004E8C"/>
-          <w:sz w:val="28"/>
-        </w:rPr>
         <w:t>Mənbələr və istinadlar</w:t>
       </w:r>
     </w:p>
     <w:p>
       <w:pPr>
-        <w:keepNext/>
-        <w:spacing w:before="240" w:after="120"/>
+        <w:pStyle w:val="Heading2"/>
+        <w:widowControl/>
       </w:pPr>
       <w:r>
         <w:rPr>
-          <w:rFonts w:ascii="Calibri" w:hAnsi="Calibri" w:eastAsia="Calibri"/>
-          <w:b/>
-          <w:i w:val="0"/>
-          <w:color w:val="004E8C"/>
-          <w:sz w:val="24"/>
+          <w:sz w:val="20"/>
         </w:rPr>
-        <w:t>A. Kitablar və əsas elmi əsərlər</w:t>
+        <w:t>A Kitablar və əsas elmi əsərlər</w:t>
       </w:r>
     </w:p>
     <w:p>
       <w:pPr>
-        <w:spacing w:after="80"/>
-        <w:ind w:left="360"/>
+        <w:widowControl/>
       </w:pPr>
       <w:r>
         <w:rPr>
-          <w:rFonts w:ascii="Calibri" w:hAnsi="Calibri" w:eastAsia="Calibri"/>
-          <w:b w:val="0"/>
-          <w:i w:val="0"/>
-          <w:sz w:val="22"/>
+          <w:sz w:val="20"/>
         </w:rPr>
         <w:t>1. Barnouw, Erik. Tube of Plenty: The Evolution of American Television. 2nd ed. New York: Oxford University Press, 1990.</w:t>
       </w:r>
     </w:p>
     <w:p>
       <w:pPr>
-        <w:keepNext/>
-        <w:spacing w:before="240" w:after="120"/>
+        <w:pStyle w:val="Heading2"/>
+        <w:widowControl/>
       </w:pPr>
       <w:r>
         <w:rPr>
-          <w:rFonts w:ascii="Calibri" w:hAnsi="Calibri" w:eastAsia="Calibri"/>
-          <w:b/>
-          <w:i w:val="0"/>
-          <w:color w:val="004E8C"/>
-          <w:sz w:val="24"/>
+          <w:sz w:val="20"/>
         </w:rPr>
-        <w:t>C. Təşkilatların materialları və ensiklopedik mənbələr</w:t>
+        <w:t>C Qurumların materialları və ensiklopedik mənbələr</w:t>
       </w:r>
     </w:p>
     <w:p>
       <w:pPr>
-        <w:spacing w:after="80"/>
-        <w:ind w:left="360"/>
+        <w:widowControl/>
       </w:pPr>
       <w:r>
         <w:rPr>
-          <w:rFonts w:ascii="Calibri" w:hAnsi="Calibri" w:eastAsia="Calibri"/>
-          <w:b w:val="0"/>
-          <w:i w:val="0"/>
-          <w:sz w:val="22"/>
+          <w:sz w:val="20"/>
         </w:rPr>
-        <w:t>1. Encyclopaedia Britannica. “Television” (“Televiziya”).</w:t>
-      </w:r>
-      <w:r>
-        <w:rPr>
-          <w:rFonts w:ascii="Calibri" w:hAnsi="Calibri" w:eastAsia="Calibri"/>
-          <w:b w:val="0"/>
-          <w:i w:val="0"/>
-          <w:sz w:val="22"/>
-        </w:rPr>
-        <w:t xml:space="preserve"> </w:t>
+        <w:t xml:space="preserve">1. Encyclopaedia Britannica. 'Television.' </w:t>
       </w:r>
       <w:hyperlink r:id="rId9">
         <w:r>
           <w:rPr>
-            <w:rFonts w:ascii="Calibri" w:hAnsi="Calibri" w:eastAsia="Calibri"/>
-            <w:b w:val="0"/>
-            <w:i w:val="0"/>
-            <w:sz w:val="22"/>
-            <w:color w:val="0563C1"/>
-            <w:u w:val="single"/>
+            <w:sz w:val="20"/>
           </w:rPr>
           <w:t>https://www.britannica.com/technology/television-technology</w:t>
         </w:r>
       </w:hyperlink>
+      <w:r>
+        <w:rPr>
+          <w:sz w:val="20"/>
+        </w:rPr>
+      </w:r>
     </w:p>
     <w:p>
       <w:pPr>
-        <w:spacing w:after="80"/>
-        <w:ind w:left="360"/>
+        <w:widowControl/>
       </w:pPr>
       <w:r>
         <w:rPr>
-          <w:rFonts w:ascii="Calibri" w:hAnsi="Calibri" w:eastAsia="Calibri"/>
-          <w:b w:val="0"/>
-          <w:i w:val="0"/>
-          <w:sz w:val="22"/>
+          <w:sz w:val="20"/>
         </w:rPr>
-        <w:t>2. Encyclopaedia Britannica. “Philo Farnsworth” (“Filo Farnsvort”).</w:t>
-      </w:r>
-      <w:r>
-        <w:rPr>
-          <w:rFonts w:ascii="Calibri" w:hAnsi="Calibri" w:eastAsia="Calibri"/>
-          <w:b w:val="0"/>
-          <w:i w:val="0"/>
-          <w:sz w:val="22"/>
-        </w:rPr>
-        <w:t xml:space="preserve"> </w:t>
+        <w:t xml:space="preserve">2. Encyclopaedia Britannica. 'Philo Farnsworth.' </w:t>
       </w:r>
       <w:hyperlink r:id="rId10">
         <w:r>
           <w:rPr>
-            <w:rFonts w:ascii="Calibri" w:hAnsi="Calibri" w:eastAsia="Calibri"/>
-            <w:b w:val="0"/>
-            <w:i w:val="0"/>
-            <w:sz w:val="22"/>
-            <w:color w:val="0563C1"/>
-            <w:u w:val="single"/>
+            <w:sz w:val="20"/>
           </w:rPr>
           <w:t>https://www.britannica.com/biography/Philo-Farnsworth</w:t>
         </w:r>
       </w:hyperlink>
-    </w:p>
-    <w:p>
-      <w:pPr>
-        <w:keepNext/>
-        <w:spacing w:before="240" w:after="120"/>
-      </w:pPr>
       <w:r>
         <w:rPr>
-          <w:rFonts w:ascii="Calibri" w:hAnsi="Calibri" w:eastAsia="Calibri"/>
-          <w:b/>
-          <w:i w:val="0"/>
-          <w:color w:val="004E8C"/>
-          <w:sz w:val="24"/>
+          <w:sz w:val="20"/>
         </w:rPr>
-        <w:t>D. Muzey, arxiv və kitabxana materialları</w:t>
       </w:r>
     </w:p>
     <w:p>
       <w:pPr>
-        <w:spacing w:after="80"/>
-        <w:ind w:left="360"/>
+        <w:pStyle w:val="Heading2"/>
+        <w:widowControl/>
       </w:pPr>
       <w:r>
         <w:rPr>
-          <w:rFonts w:ascii="Calibri" w:hAnsi="Calibri" w:eastAsia="Calibri"/>
-          <w:b w:val="0"/>
-          <w:i w:val="0"/>
-          <w:sz w:val="22"/>
+          <w:sz w:val="20"/>
         </w:rPr>
-        <w:t>1. Science Museum (London). Televiziya və yayım texnologiyası haqqında materiallar.</w:t>
+        <w:t>D Muzey arxiv və kitabxana materialları</w:t>
       </w:r>
+    </w:p>
+    <w:p>
+      <w:pPr>
+        <w:widowControl/>
+      </w:pPr>
       <w:r>
         <w:rPr>
-          <w:rFonts w:ascii="Calibri" w:hAnsi="Calibri" w:eastAsia="Calibri"/>
-          <w:b w:val="0"/>
-          <w:i w:val="0"/>
-          <w:sz w:val="22"/>
+          <w:sz w:val="20"/>
         </w:rPr>
-        <w:t xml:space="preserve"> </w:t>
+        <w:t xml:space="preserve">1. Science Museum (London). Television and broadcast technology stories. </w:t>
       </w:r>
       <w:hyperlink r:id="rId11">
         <w:r>
           <w:rPr>
-            <w:rFonts w:ascii="Calibri" w:hAnsi="Calibri" w:eastAsia="Calibri"/>
-            <w:b w:val="0"/>
-            <w:i w:val="0"/>
-            <w:sz w:val="22"/>
-            <w:color w:val="0563C1"/>
-            <w:u w:val="single"/>
+            <w:sz w:val="20"/>
           </w:rPr>
           <w:t>https://www.sciencemuseum.org.uk/objects-and-stories</w:t>
         </w:r>
       </w:hyperlink>
-    </w:p>
-    <w:p>
-      <w:pPr>
-        <w:keepNext/>
-        <w:spacing w:before="240" w:after="120"/>
-      </w:pPr>
       <w:r>
         <w:rPr>
-          <w:rFonts w:ascii="Calibri" w:hAnsi="Calibri" w:eastAsia="Calibri"/>
-          <w:b/>
-          <w:i w:val="0"/>
-          <w:color w:val="004E8C"/>
-          <w:sz w:val="24"/>
+          <w:sz w:val="20"/>
         </w:rPr>
-        <w:t>J. Mətbuat, populyar elmi və ümumi məlumat mənbələri</w:t>
       </w:r>
     </w:p>
     <w:p>
       <w:pPr>
-        <w:spacing w:after="80"/>
-        <w:ind w:left="360"/>
+        <w:pStyle w:val="Heading2"/>
+        <w:widowControl/>
       </w:pPr>
       <w:r>
         <w:rPr>
-          <w:rFonts w:ascii="Calibri" w:hAnsi="Calibri" w:eastAsia="Calibri"/>
-          <w:b w:val="0"/>
-          <w:i w:val="0"/>
-          <w:sz w:val="22"/>
+          <w:sz w:val="20"/>
         </w:rPr>
-        <w:t>1. Smithsonian Magazine. Televiziyanın ixtirası və mədəni təsiri haqqında material.</w:t>
+        <w:t>J Mətbuat elmi kütləvi nəşrlər və ümumi mənbələr</w:t>
       </w:r>
+    </w:p>
+    <w:p>
+      <w:pPr>
+        <w:widowControl/>
+      </w:pPr>
       <w:r>
         <w:rPr>
-          <w:rFonts w:ascii="Calibri" w:hAnsi="Calibri" w:eastAsia="Calibri"/>
-          <w:b w:val="0"/>
-          <w:i w:val="0"/>
-          <w:sz w:val="22"/>
+          <w:sz w:val="20"/>
         </w:rPr>
-        <w:t xml:space="preserve"> </w:t>
+        <w:t xml:space="preserve">1. Smithsonian Magazine. Features on the invention and cultural impact of television. </w:t>
       </w:r>
       <w:hyperlink r:id="rId12">
         <w:r>
           <w:rPr>
-            <w:rFonts w:ascii="Calibri" w:hAnsi="Calibri" w:eastAsia="Calibri"/>
-            <w:b w:val="0"/>
-            <w:i w:val="0"/>
-            <w:sz w:val="22"/>
-            <w:color w:val="0563C1"/>
-            <w:u w:val="single"/>
+            <w:sz w:val="20"/>
           </w:rPr>
           <w:t>https://www.smithsonianmag.com/innovation/how-television-invented-180963294/</w:t>
         </w:r>
       </w:hyperlink>
+      <w:r>
+        <w:rPr>
+          <w:sz w:val="20"/>
+        </w:rPr>
+      </w:r>
     </w:p>
     <w:sectPr>
-      <w:pgSz w:w="12240" w:h="15840"/>
-      <w:pgMar w:top="1296" w:right="1440" w:bottom="1296" w:left="1440" w:header="720" w:footer="720" w:gutter="0"/>
+      <w:footerReference w:type="default" r:id="rId13"/>
+      <w:pgSz w:w="11906" w:h="16838"/>
+      <w:pgMar w:top="1020" w:right="1134" w:bottom="1020" w:left="1134" w:header="720" w:footer="720" w:gutter="0"/>
       <w:cols w:space="720"/>
       <w:docGrid w:linePitch="360"/>
     </w:sectPr>
   </w:body>
 </w:document>
+</file>
+
+<file path=word/footer1.xml><?xml version="1.0" encoding="utf-8"?>
+<w:ftr xmlns:m="http://schemas.openxmlformats.org/officeDocument/2006/math" xmlns:mc="http://schemas.openxmlformats.org/markup-compatibility/2006" xmlns:mo="http://schemas.microsoft.com/office/mac/office/2008/main" xmlns:mv="urn:schemas-microsoft-com:mac:vml" xmlns:o="urn:schemas-microsoft-com:office:office" xmlns:r="http://schemas.openxmlformats.org/officeDocument/2006/relationships" xmlns:v="urn:schemas-microsoft-com:vml" xmlns:w10="urn:schemas-microsoft-com:office:word" xmlns:w14="http://schemas.microsoft.com/office/word/2010/wordml" xmlns:w="http://schemas.openxmlformats.org/wordprocessingml/2006/main" xmlns:wne="http://schemas.microsoft.com/office/word/2006/wordml" xmlns:wp14="http://schemas.microsoft.com/office/word/2010/wordprocessingDrawing" xmlns:wp="http://schemas.openxmlformats.org/drawingml/2006/wordprocessingDrawing" xmlns:wpc="http://schemas.microsoft.com/office/word/2010/wordprocessingCanvas" xmlns:wpg="http://schemas.microsoft.com/office/word/2010/wordprocessingGroup" xmlns:wpi="http://schemas.microsoft.com/office/word/2010/wordprocessingInk" xmlns:wps="http://schemas.microsoft.com/office/word/2010/wordprocessingShape" mc:Ignorable="w14 wp14">
+  <w:p>
+    <w:pPr>
+      <w:pStyle w:val="Footer"/>
+      <w:jc w:val="right"/>
+    </w:pPr>
+    <w:fldSimple w:instr="PAGE"/>
+  </w:p>
+</w:ftr>
 </file>
 
 <file path=word/numbering.xml><?xml version="1.0" encoding="utf-8"?>
@@ -788,7 +594,7 @@
   <w:docDefaults>
     <w:rPrDefault>
       <w:rPr>
-        <w:rFonts w:asciiTheme="minorHAnsi" w:eastAsiaTheme="minorEastAsia" w:hAnsiTheme="minorHAnsi" w:cstheme="minorBidi"/>
+        <w:rFonts/>
         <w:sz w:val="22"/>
         <w:szCs w:val="22"/>
         <w:lang w:val="en-US" w:eastAsia="en-US" w:bidi="ar-SA"/>
@@ -943,6 +749,15 @@
     <w:name w:val="Normal"/>
     <w:qFormat/>
     <w:rsid w:val="00FC693F"/>
+    <w:pPr>
+      <w:spacing w:after="120" w:line="259" w:lineRule="auto"/>
+    </w:pPr>
+    <w:rPr>
+      <w:rFonts w:ascii="Times New Roman" w:hAnsi="Times New Roman"/>
+      <w:color w:val="000000"/>
+      <w:sz w:val="24"/>
+      <w:lang w:val="az-Latn-AZ"/>
+    </w:rPr>
   </w:style>
   <w:style w:type="paragraph" w:styleId="Header">
     <w:name w:val="header"/>
@@ -999,16 +814,17 @@
     <w:pPr>
       <w:keepNext/>
       <w:keepLines/>
-      <w:spacing w:before="480" w:after="0"/>
+      <w:spacing w:before="480" w:after="120" w:line="259" w:lineRule="auto"/>
       <w:outlineLvl w:val="0"/>
     </w:pPr>
     <w:rPr>
-      <w:rFonts w:asciiTheme="majorHAnsi" w:eastAsiaTheme="majorEastAsia" w:hAnsiTheme="majorHAnsi" w:cstheme="majorBidi"/>
+      <w:rFonts w:ascii="Times New Roman" w:hAnsi="Times New Roman"/>
       <w:b/>
       <w:bCs/>
-      <w:color w:val="365F91" w:themeColor="accent1" w:themeShade="BF"/>
-      <w:sz w:val="28"/>
+      <w:color w:val="000000"/>
+      <w:sz w:val="26"/>
       <w:szCs w:val="28"/>
+      <w:lang w:val="az-Latn-AZ"/>
     </w:rPr>
   </w:style>
   <w:style w:type="paragraph" w:styleId="Heading2">
@@ -1023,16 +839,17 @@
     <w:pPr>
       <w:keepNext/>
       <w:keepLines/>
-      <w:spacing w:before="200" w:after="0"/>
+      <w:spacing w:before="200" w:after="120" w:line="259" w:lineRule="auto"/>
       <w:outlineLvl w:val="1"/>
     </w:pPr>
     <w:rPr>
-      <w:rFonts w:asciiTheme="majorHAnsi" w:eastAsiaTheme="majorEastAsia" w:hAnsiTheme="majorHAnsi" w:cstheme="majorBidi"/>
+      <w:rFonts w:ascii="Times New Roman" w:hAnsi="Times New Roman"/>
       <w:b/>
       <w:bCs/>
-      <w:color w:val="4F81BD" w:themeColor="accent1"/>
+      <w:color w:val="000000"/>
       <w:sz w:val="26"/>
       <w:szCs w:val="26"/>
+      <w:lang w:val="az-Latn-AZ"/>
     </w:rPr>
   </w:style>
   <w:style w:type="paragraph" w:styleId="Heading3">
@@ -1051,7 +868,7 @@
       <w:outlineLvl w:val="2"/>
     </w:pPr>
     <w:rPr>
-      <w:rFonts w:asciiTheme="majorHAnsi" w:eastAsiaTheme="majorEastAsia" w:hAnsiTheme="majorHAnsi" w:cstheme="majorBidi"/>
+      <w:rFonts/>
       <w:b/>
       <w:bCs/>
       <w:color w:val="4F81BD" w:themeColor="accent1"/>
@@ -1074,7 +891,7 @@
       <w:outlineLvl w:val="3"/>
     </w:pPr>
     <w:rPr>
-      <w:rFonts w:asciiTheme="majorHAnsi" w:eastAsiaTheme="majorEastAsia" w:hAnsiTheme="majorHAnsi" w:cstheme="majorBidi"/>
+      <w:rFonts/>
       <w:b/>
       <w:bCs/>
       <w:i/>
@@ -1099,7 +916,7 @@
       <w:outlineLvl w:val="4"/>
     </w:pPr>
     <w:rPr>
-      <w:rFonts w:asciiTheme="majorHAnsi" w:eastAsiaTheme="majorEastAsia" w:hAnsiTheme="majorHAnsi" w:cstheme="majorBidi"/>
+      <w:rFonts/>
       <w:color w:val="243F60" w:themeColor="accent1" w:themeShade="7F"/>
     </w:rPr>
   </w:style>
@@ -1120,7 +937,7 @@
       <w:outlineLvl w:val="5"/>
     </w:pPr>
     <w:rPr>
-      <w:rFonts w:asciiTheme="majorHAnsi" w:eastAsiaTheme="majorEastAsia" w:hAnsiTheme="majorHAnsi" w:cstheme="majorBidi"/>
+      <w:rFonts/>
       <w:i/>
       <w:iCs/>
       <w:color w:val="243F60" w:themeColor="accent1" w:themeShade="7F"/>
@@ -1143,7 +960,7 @@
       <w:outlineLvl w:val="6"/>
     </w:pPr>
     <w:rPr>
-      <w:rFonts w:asciiTheme="majorHAnsi" w:eastAsiaTheme="majorEastAsia" w:hAnsiTheme="majorHAnsi" w:cstheme="majorBidi"/>
+      <w:rFonts/>
       <w:i/>
       <w:iCs/>
       <w:color w:val="404040" w:themeColor="text1" w:themeTint="BF"/>
@@ -1166,7 +983,7 @@
       <w:outlineLvl w:val="7"/>
     </w:pPr>
     <w:rPr>
-      <w:rFonts w:asciiTheme="majorHAnsi" w:eastAsiaTheme="majorEastAsia" w:hAnsiTheme="majorHAnsi" w:cstheme="majorBidi"/>
+      <w:rFonts/>
       <w:color w:val="4F81BD" w:themeColor="accent1"/>
       <w:sz w:val="20"/>
       <w:szCs w:val="20"/>
@@ -1189,7 +1006,7 @@
       <w:outlineLvl w:val="8"/>
     </w:pPr>
     <w:rPr>
-      <w:rFonts w:asciiTheme="majorHAnsi" w:eastAsiaTheme="majorEastAsia" w:hAnsiTheme="majorHAnsi" w:cstheme="majorBidi"/>
+      <w:rFonts/>
       <w:i/>
       <w:iCs/>
       <w:color w:val="404040" w:themeColor="text1" w:themeTint="BF"/>
@@ -1240,7 +1057,7 @@
     <w:uiPriority w:val="9"/>
     <w:rsid w:val="00FC693F"/>
     <w:rPr>
-      <w:rFonts w:asciiTheme="majorHAnsi" w:eastAsiaTheme="majorEastAsia" w:hAnsiTheme="majorHAnsi" w:cstheme="majorBidi"/>
+      <w:rFonts/>
       <w:b/>
       <w:bCs/>
       <w:color w:val="365F91" w:themeColor="accent1" w:themeShade="BF"/>
@@ -1255,7 +1072,7 @@
     <w:uiPriority w:val="9"/>
     <w:rsid w:val="00FC693F"/>
     <w:rPr>
-      <w:rFonts w:asciiTheme="majorHAnsi" w:eastAsiaTheme="majorEastAsia" w:hAnsiTheme="majorHAnsi" w:cstheme="majorBidi"/>
+      <w:rFonts/>
       <w:b/>
       <w:bCs/>
       <w:color w:val="4F81BD" w:themeColor="accent1"/>
@@ -1270,7 +1087,7 @@
     <w:uiPriority w:val="9"/>
     <w:rsid w:val="00FC693F"/>
     <w:rPr>
-      <w:rFonts w:asciiTheme="majorHAnsi" w:eastAsiaTheme="majorEastAsia" w:hAnsiTheme="majorHAnsi" w:cstheme="majorBidi"/>
+      <w:rFonts/>
       <w:b/>
       <w:bCs/>
       <w:color w:val="4F81BD" w:themeColor="accent1"/>
@@ -1285,19 +1102,17 @@
     <w:qFormat/>
     <w:rsid w:val="00FC693F"/>
     <w:pPr>
-      <w:pBdr>
-        <w:bottom w:val="single" w:sz="8" w:space="4" w:color="4F81BD" w:themeColor="accent1"/>
-      </w:pBdr>
-      <w:spacing w:after="300" w:line="240" w:lineRule="auto"/>
+      <w:spacing w:after="120" w:line="259" w:lineRule="auto"/>
       <w:contextualSpacing/>
     </w:pPr>
     <w:rPr>
-      <w:rFonts w:asciiTheme="majorHAnsi" w:eastAsiaTheme="majorEastAsia" w:hAnsiTheme="majorHAnsi" w:cstheme="majorBidi"/>
-      <w:color w:val="17365D" w:themeColor="text2" w:themeShade="BF"/>
+      <w:rFonts w:ascii="Times New Roman" w:hAnsi="Times New Roman"/>
+      <w:color w:val="000000"/>
       <w:spacing w:val="5"/>
       <w:kern w:val="28"/>
-      <w:sz w:val="52"/>
+      <w:sz w:val="40"/>
       <w:szCs w:val="52"/>
+      <w:lang w:val="az-Latn-AZ"/>
     </w:rPr>
   </w:style>
   <w:style w:type="character" w:customStyle="1" w:styleId="TitleChar">
@@ -1307,7 +1122,7 @@
     <w:uiPriority w:val="10"/>
     <w:rsid w:val="00FC693F"/>
     <w:rPr>
-      <w:rFonts w:asciiTheme="majorHAnsi" w:eastAsiaTheme="majorEastAsia" w:hAnsiTheme="majorHAnsi" w:cstheme="majorBidi"/>
+      <w:rFonts/>
       <w:color w:val="17365D" w:themeColor="text2" w:themeShade="BF"/>
       <w:spacing w:val="5"/>
       <w:kern w:val="28"/>
@@ -1329,7 +1144,7 @@
       </w:numPr>
     </w:pPr>
     <w:rPr>
-      <w:rFonts w:asciiTheme="majorHAnsi" w:eastAsiaTheme="majorEastAsia" w:hAnsiTheme="majorHAnsi" w:cstheme="majorBidi"/>
+      <w:rFonts/>
       <w:i/>
       <w:iCs/>
       <w:color w:val="4F81BD" w:themeColor="accent1"/>
@@ -1345,7 +1160,7 @@
     <w:uiPriority w:val="11"/>
     <w:rsid w:val="00FC693F"/>
     <w:rPr>
-      <w:rFonts w:asciiTheme="majorHAnsi" w:eastAsiaTheme="majorEastAsia" w:hAnsiTheme="majorHAnsi" w:cstheme="majorBidi"/>
+      <w:rFonts/>
       <w:i/>
       <w:iCs/>
       <w:color w:val="4F81BD" w:themeColor="accent1"/>
@@ -1470,8 +1285,15 @@
       <w:numPr>
         <w:numId w:val="1"/>
       </w:numPr>
+      <w:spacing w:after="120" w:line="259" w:lineRule="auto"/>
       <w:contextualSpacing/>
     </w:pPr>
+    <w:rPr>
+      <w:rFonts w:ascii="Times New Roman" w:hAnsi="Times New Roman"/>
+      <w:color w:val="000000"/>
+      <w:sz w:val="24"/>
+      <w:lang w:val="az-Latn-AZ"/>
+    </w:rPr>
   </w:style>
   <w:style w:type="paragraph" w:styleId="ListBullet2">
     <w:name w:val="List Bullet 2"/>
@@ -1643,7 +1465,7 @@
     <w:semiHidden/>
     <w:rsid w:val="00FC693F"/>
     <w:rPr>
-      <w:rFonts w:asciiTheme="majorHAnsi" w:eastAsiaTheme="majorEastAsia" w:hAnsiTheme="majorHAnsi" w:cstheme="majorBidi"/>
+      <w:rFonts/>
       <w:b/>
       <w:bCs/>
       <w:i/>
@@ -1659,7 +1481,7 @@
     <w:semiHidden/>
     <w:rsid w:val="00FC693F"/>
     <w:rPr>
-      <w:rFonts w:asciiTheme="majorHAnsi" w:eastAsiaTheme="majorEastAsia" w:hAnsiTheme="majorHAnsi" w:cstheme="majorBidi"/>
+      <w:rFonts/>
       <w:color w:val="243F60" w:themeColor="accent1" w:themeShade="7F"/>
     </w:rPr>
   </w:style>
@@ -1671,7 +1493,7 @@
     <w:semiHidden/>
     <w:rsid w:val="00FC693F"/>
     <w:rPr>
-      <w:rFonts w:asciiTheme="majorHAnsi" w:eastAsiaTheme="majorEastAsia" w:hAnsiTheme="majorHAnsi" w:cstheme="majorBidi"/>
+      <w:rFonts/>
       <w:i/>
       <w:iCs/>
       <w:color w:val="243F60" w:themeColor="accent1" w:themeShade="7F"/>
@@ -1685,7 +1507,7 @@
     <w:semiHidden/>
     <w:rsid w:val="00FC693F"/>
     <w:rPr>
-      <w:rFonts w:asciiTheme="majorHAnsi" w:eastAsiaTheme="majorEastAsia" w:hAnsiTheme="majorHAnsi" w:cstheme="majorBidi"/>
+      <w:rFonts/>
       <w:i/>
       <w:iCs/>
       <w:color w:val="404040" w:themeColor="text1" w:themeTint="BF"/>
@@ -1699,7 +1521,7 @@
     <w:semiHidden/>
     <w:rsid w:val="00FC693F"/>
     <w:rPr>
-      <w:rFonts w:asciiTheme="majorHAnsi" w:eastAsiaTheme="majorEastAsia" w:hAnsiTheme="majorHAnsi" w:cstheme="majorBidi"/>
+      <w:rFonts/>
       <w:color w:val="4F81BD" w:themeColor="accent1"/>
       <w:sz w:val="20"/>
       <w:szCs w:val="20"/>
@@ -1713,7 +1535,7 @@
     <w:semiHidden/>
     <w:rsid w:val="00FC693F"/>
     <w:rPr>
-      <w:rFonts w:asciiTheme="majorHAnsi" w:eastAsiaTheme="majorEastAsia" w:hAnsiTheme="majorHAnsi" w:cstheme="majorBidi"/>
+      <w:rFonts/>
       <w:i/>
       <w:iCs/>
       <w:color w:val="404040" w:themeColor="text1" w:themeTint="BF"/>
@@ -1772,9 +1594,6 @@
     <w:qFormat/>
     <w:rsid w:val="00FC693F"/>
     <w:pPr>
-      <w:pBdr>
-        <w:bottom w:val="single" w:sz="4" w:space="4" w:color="4F81BD" w:themeColor="accent1"/>
-      </w:pBdr>
       <w:spacing w:before="200" w:after="280"/>
       <w:ind w:left="936" w:right="936"/>
     </w:pPr>
@@ -3302,7 +3121,7 @@
         <w:spacing w:before="0" w:after="0" w:line="240" w:lineRule="auto"/>
       </w:pPr>
       <w:rPr>
-        <w:rFonts w:asciiTheme="majorHAnsi" w:eastAsiaTheme="majorEastAsia" w:hAnsiTheme="majorHAnsi" w:cstheme="majorBidi"/>
+        <w:rFonts/>
         <w:b/>
         <w:bCs/>
       </w:rPr>
@@ -3323,7 +3142,7 @@
         <w:spacing w:before="0" w:after="0" w:line="240" w:lineRule="auto"/>
       </w:pPr>
       <w:rPr>
-        <w:rFonts w:asciiTheme="majorHAnsi" w:eastAsiaTheme="majorEastAsia" w:hAnsiTheme="majorHAnsi" w:cstheme="majorBidi"/>
+        <w:rFonts/>
         <w:b/>
         <w:bCs/>
       </w:rPr>
@@ -3341,14 +3160,14 @@
     </w:tblStylePr>
     <w:tblStylePr w:type="firstCol">
       <w:rPr>
-        <w:rFonts w:asciiTheme="majorHAnsi" w:eastAsiaTheme="majorEastAsia" w:hAnsiTheme="majorHAnsi" w:cstheme="majorBidi"/>
+        <w:rFonts/>
         <w:b/>
         <w:bCs/>
       </w:rPr>
     </w:tblStylePr>
     <w:tblStylePr w:type="lastCol">
       <w:rPr>
-        <w:rFonts w:asciiTheme="majorHAnsi" w:eastAsiaTheme="majorEastAsia" w:hAnsiTheme="majorHAnsi" w:cstheme="majorBidi"/>
+        <w:rFonts/>
         <w:b/>
         <w:bCs/>
       </w:rPr>
@@ -3432,7 +3251,7 @@
         <w:spacing w:before="0" w:after="0" w:line="240" w:lineRule="auto"/>
       </w:pPr>
       <w:rPr>
-        <w:rFonts w:asciiTheme="majorHAnsi" w:eastAsiaTheme="majorEastAsia" w:hAnsiTheme="majorHAnsi" w:cstheme="majorBidi"/>
+        <w:rFonts/>
         <w:b/>
         <w:bCs/>
       </w:rPr>
@@ -3453,7 +3272,7 @@
         <w:spacing w:before="0" w:after="0" w:line="240" w:lineRule="auto"/>
       </w:pPr>
       <w:rPr>
-        <w:rFonts w:asciiTheme="majorHAnsi" w:eastAsiaTheme="majorEastAsia" w:hAnsiTheme="majorHAnsi" w:cstheme="majorBidi"/>
+        <w:rFonts/>
         <w:b/>
         <w:bCs/>
       </w:rPr>
@@ -3471,14 +3290,14 @@
     </w:tblStylePr>
     <w:tblStylePr w:type="firstCol">
       <w:rPr>
-        <w:rFonts w:asciiTheme="majorHAnsi" w:eastAsiaTheme="majorEastAsia" w:hAnsiTheme="majorHAnsi" w:cstheme="majorBidi"/>
+        <w:rFonts/>
         <w:b/>
         <w:bCs/>
       </w:rPr>
     </w:tblStylePr>
     <w:tblStylePr w:type="lastCol">
       <w:rPr>
-        <w:rFonts w:asciiTheme="majorHAnsi" w:eastAsiaTheme="majorEastAsia" w:hAnsiTheme="majorHAnsi" w:cstheme="majorBidi"/>
+        <w:rFonts/>
         <w:b/>
         <w:bCs/>
       </w:rPr>
@@ -3562,7 +3381,7 @@
         <w:spacing w:before="0" w:after="0" w:line="240" w:lineRule="auto"/>
       </w:pPr>
       <w:rPr>
-        <w:rFonts w:asciiTheme="majorHAnsi" w:eastAsiaTheme="majorEastAsia" w:hAnsiTheme="majorHAnsi" w:cstheme="majorBidi"/>
+        <w:rFonts/>
         <w:b/>
         <w:bCs/>
       </w:rPr>
@@ -3583,7 +3402,7 @@
         <w:spacing w:before="0" w:after="0" w:line="240" w:lineRule="auto"/>
       </w:pPr>
       <w:rPr>
-        <w:rFonts w:asciiTheme="majorHAnsi" w:eastAsiaTheme="majorEastAsia" w:hAnsiTheme="majorHAnsi" w:cstheme="majorBidi"/>
+        <w:rFonts/>
         <w:b/>
         <w:bCs/>
       </w:rPr>
@@ -3601,14 +3420,14 @@
     </w:tblStylePr>
     <w:tblStylePr w:type="firstCol">
       <w:rPr>
-        <w:rFonts w:asciiTheme="majorHAnsi" w:eastAsiaTheme="majorEastAsia" w:hAnsiTheme="majorHAnsi" w:cstheme="majorBidi"/>
+        <w:rFonts/>
         <w:b/>
         <w:bCs/>
       </w:rPr>
     </w:tblStylePr>
     <w:tblStylePr w:type="lastCol">
       <w:rPr>
-        <w:rFonts w:asciiTheme="majorHAnsi" w:eastAsiaTheme="majorEastAsia" w:hAnsiTheme="majorHAnsi" w:cstheme="majorBidi"/>
+        <w:rFonts/>
         <w:b/>
         <w:bCs/>
       </w:rPr>
@@ -3692,7 +3511,7 @@
         <w:spacing w:before="0" w:after="0" w:line="240" w:lineRule="auto"/>
       </w:pPr>
       <w:rPr>
-        <w:rFonts w:asciiTheme="majorHAnsi" w:eastAsiaTheme="majorEastAsia" w:hAnsiTheme="majorHAnsi" w:cstheme="majorBidi"/>
+        <w:rFonts/>
         <w:b/>
         <w:bCs/>
       </w:rPr>
@@ -3713,7 +3532,7 @@
         <w:spacing w:before="0" w:after="0" w:line="240" w:lineRule="auto"/>
       </w:pPr>
       <w:rPr>
-        <w:rFonts w:asciiTheme="majorHAnsi" w:eastAsiaTheme="majorEastAsia" w:hAnsiTheme="majorHAnsi" w:cstheme="majorBidi"/>
+        <w:rFonts/>
         <w:b/>
         <w:bCs/>
       </w:rPr>
@@ -3731,14 +3550,14 @@
     </w:tblStylePr>
     <w:tblStylePr w:type="firstCol">
       <w:rPr>
-        <w:rFonts w:asciiTheme="majorHAnsi" w:eastAsiaTheme="majorEastAsia" w:hAnsiTheme="majorHAnsi" w:cstheme="majorBidi"/>
+        <w:rFonts/>
         <w:b/>
         <w:bCs/>
       </w:rPr>
     </w:tblStylePr>
     <w:tblStylePr w:type="lastCol">
       <w:rPr>
-        <w:rFonts w:asciiTheme="majorHAnsi" w:eastAsiaTheme="majorEastAsia" w:hAnsiTheme="majorHAnsi" w:cstheme="majorBidi"/>
+        <w:rFonts/>
         <w:b/>
         <w:bCs/>
       </w:rPr>
@@ -3822,7 +3641,7 @@
         <w:spacing w:before="0" w:after="0" w:line="240" w:lineRule="auto"/>
       </w:pPr>
       <w:rPr>
-        <w:rFonts w:asciiTheme="majorHAnsi" w:eastAsiaTheme="majorEastAsia" w:hAnsiTheme="majorHAnsi" w:cstheme="majorBidi"/>
+        <w:rFonts/>
         <w:b/>
         <w:bCs/>
       </w:rPr>
@@ -3843,7 +3662,7 @@
         <w:spacing w:before="0" w:after="0" w:line="240" w:lineRule="auto"/>
       </w:pPr>
       <w:rPr>
-        <w:rFonts w:asciiTheme="majorHAnsi" w:eastAsiaTheme="majorEastAsia" w:hAnsiTheme="majorHAnsi" w:cstheme="majorBidi"/>
+        <w:rFonts/>
         <w:b/>
         <w:bCs/>
       </w:rPr>
@@ -3861,14 +3680,14 @@
     </w:tblStylePr>
     <w:tblStylePr w:type="firstCol">
       <w:rPr>
-        <w:rFonts w:asciiTheme="majorHAnsi" w:eastAsiaTheme="majorEastAsia" w:hAnsiTheme="majorHAnsi" w:cstheme="majorBidi"/>
+        <w:rFonts/>
         <w:b/>
         <w:bCs/>
       </w:rPr>
     </w:tblStylePr>
     <w:tblStylePr w:type="lastCol">
       <w:rPr>
-        <w:rFonts w:asciiTheme="majorHAnsi" w:eastAsiaTheme="majorEastAsia" w:hAnsiTheme="majorHAnsi" w:cstheme="majorBidi"/>
+        <w:rFonts/>
         <w:b/>
         <w:bCs/>
       </w:rPr>
@@ -3952,7 +3771,7 @@
         <w:spacing w:before="0" w:after="0" w:line="240" w:lineRule="auto"/>
       </w:pPr>
       <w:rPr>
-        <w:rFonts w:asciiTheme="majorHAnsi" w:eastAsiaTheme="majorEastAsia" w:hAnsiTheme="majorHAnsi" w:cstheme="majorBidi"/>
+        <w:rFonts/>
         <w:b/>
         <w:bCs/>
       </w:rPr>
@@ -3973,7 +3792,7 @@
         <w:spacing w:before="0" w:after="0" w:line="240" w:lineRule="auto"/>
       </w:pPr>
       <w:rPr>
-        <w:rFonts w:asciiTheme="majorHAnsi" w:eastAsiaTheme="majorEastAsia" w:hAnsiTheme="majorHAnsi" w:cstheme="majorBidi"/>
+        <w:rFonts/>
         <w:b/>
         <w:bCs/>
       </w:rPr>
@@ -3991,14 +3810,14 @@
     </w:tblStylePr>
     <w:tblStylePr w:type="firstCol">
       <w:rPr>
-        <w:rFonts w:asciiTheme="majorHAnsi" w:eastAsiaTheme="majorEastAsia" w:hAnsiTheme="majorHAnsi" w:cstheme="majorBidi"/>
+        <w:rFonts/>
         <w:b/>
         <w:bCs/>
       </w:rPr>
     </w:tblStylePr>
     <w:tblStylePr w:type="lastCol">
       <w:rPr>
-        <w:rFonts w:asciiTheme="majorHAnsi" w:eastAsiaTheme="majorEastAsia" w:hAnsiTheme="majorHAnsi" w:cstheme="majorBidi"/>
+        <w:rFonts/>
         <w:b/>
         <w:bCs/>
       </w:rPr>
@@ -4082,7 +3901,7 @@
         <w:spacing w:before="0" w:after="0" w:line="240" w:lineRule="auto"/>
       </w:pPr>
       <w:rPr>
-        <w:rFonts w:asciiTheme="majorHAnsi" w:eastAsiaTheme="majorEastAsia" w:hAnsiTheme="majorHAnsi" w:cstheme="majorBidi"/>
+        <w:rFonts/>
         <w:b/>
         <w:bCs/>
       </w:rPr>
@@ -4103,7 +3922,7 @@
         <w:spacing w:before="0" w:after="0" w:line="240" w:lineRule="auto"/>
       </w:pPr>
       <w:rPr>
-        <w:rFonts w:asciiTheme="majorHAnsi" w:eastAsiaTheme="majorEastAsia" w:hAnsiTheme="majorHAnsi" w:cstheme="majorBidi"/>
+        <w:rFonts/>
         <w:b/>
         <w:bCs/>
       </w:rPr>
@@ -4121,14 +3940,14 @@
     </w:tblStylePr>
     <w:tblStylePr w:type="firstCol">
       <w:rPr>
-        <w:rFonts w:asciiTheme="majorHAnsi" w:eastAsiaTheme="majorEastAsia" w:hAnsiTheme="majorHAnsi" w:cstheme="majorBidi"/>
+        <w:rFonts/>
         <w:b/>
         <w:bCs/>
       </w:rPr>
     </w:tblStylePr>
     <w:tblStylePr w:type="lastCol">
       <w:rPr>
-        <w:rFonts w:asciiTheme="majorHAnsi" w:eastAsiaTheme="majorEastAsia" w:hAnsiTheme="majorHAnsi" w:cstheme="majorBidi"/>
+        <w:rFonts/>
         <w:b/>
         <w:bCs/>
       </w:rPr>
@@ -5993,7 +5812,7 @@
     </w:tblPr>
     <w:tblStylePr w:type="firstRow">
       <w:rPr>
-        <w:rFonts w:asciiTheme="majorHAnsi" w:eastAsiaTheme="majorEastAsia" w:hAnsiTheme="majorHAnsi" w:cstheme="majorBidi"/>
+        <w:rFonts/>
       </w:rPr>
       <w:tblPr/>
       <w:tcPr>
@@ -6077,7 +5896,7 @@
     </w:tblPr>
     <w:tblStylePr w:type="firstRow">
       <w:rPr>
-        <w:rFonts w:asciiTheme="majorHAnsi" w:eastAsiaTheme="majorEastAsia" w:hAnsiTheme="majorHAnsi" w:cstheme="majorBidi"/>
+        <w:rFonts/>
       </w:rPr>
       <w:tblPr/>
       <w:tcPr>
@@ -6161,7 +5980,7 @@
     </w:tblPr>
     <w:tblStylePr w:type="firstRow">
       <w:rPr>
-        <w:rFonts w:asciiTheme="majorHAnsi" w:eastAsiaTheme="majorEastAsia" w:hAnsiTheme="majorHAnsi" w:cstheme="majorBidi"/>
+        <w:rFonts/>
       </w:rPr>
       <w:tblPr/>
       <w:tcPr>
@@ -6245,7 +6064,7 @@
     </w:tblPr>
     <w:tblStylePr w:type="firstRow">
       <w:rPr>
-        <w:rFonts w:asciiTheme="majorHAnsi" w:eastAsiaTheme="majorEastAsia" w:hAnsiTheme="majorHAnsi" w:cstheme="majorBidi"/>
+        <w:rFonts/>
       </w:rPr>
       <w:tblPr/>
       <w:tcPr>
@@ -6329,7 +6148,7 @@
     </w:tblPr>
     <w:tblStylePr w:type="firstRow">
       <w:rPr>
-        <w:rFonts w:asciiTheme="majorHAnsi" w:eastAsiaTheme="majorEastAsia" w:hAnsiTheme="majorHAnsi" w:cstheme="majorBidi"/>
+        <w:rFonts/>
       </w:rPr>
       <w:tblPr/>
       <w:tcPr>
@@ -6413,7 +6232,7 @@
     </w:tblPr>
     <w:tblStylePr w:type="firstRow">
       <w:rPr>
-        <w:rFonts w:asciiTheme="majorHAnsi" w:eastAsiaTheme="majorEastAsia" w:hAnsiTheme="majorHAnsi" w:cstheme="majorBidi"/>
+        <w:rFonts/>
       </w:rPr>
       <w:tblPr/>
       <w:tcPr>
@@ -6497,7 +6316,7 @@
     </w:tblPr>
     <w:tblStylePr w:type="firstRow">
       <w:rPr>
-        <w:rFonts w:asciiTheme="majorHAnsi" w:eastAsiaTheme="majorEastAsia" w:hAnsiTheme="majorHAnsi" w:cstheme="majorBidi"/>
+        <w:rFonts/>
       </w:rPr>
       <w:tblPr/>
       <w:tcPr>
@@ -6562,7 +6381,7 @@
       <w:spacing w:after="0" w:line="240" w:lineRule="auto"/>
     </w:pPr>
     <w:rPr>
-      <w:rFonts w:asciiTheme="majorHAnsi" w:eastAsiaTheme="majorEastAsia" w:hAnsiTheme="majorHAnsi" w:cstheme="majorBidi"/>
+      <w:rFonts/>
       <w:color w:val="000000" w:themeColor="text1"/>
     </w:rPr>
     <w:tblPr>
@@ -6690,7 +6509,7 @@
       <w:spacing w:after="0" w:line="240" w:lineRule="auto"/>
     </w:pPr>
     <w:rPr>
-      <w:rFonts w:asciiTheme="majorHAnsi" w:eastAsiaTheme="majorEastAsia" w:hAnsiTheme="majorHAnsi" w:cstheme="majorBidi"/>
+      <w:rFonts/>
       <w:color w:val="000000" w:themeColor="text1"/>
     </w:rPr>
     <w:tblPr>
@@ -6818,7 +6637,7 @@
       <w:spacing w:after="0" w:line="240" w:lineRule="auto"/>
     </w:pPr>
     <w:rPr>
-      <w:rFonts w:asciiTheme="majorHAnsi" w:eastAsiaTheme="majorEastAsia" w:hAnsiTheme="majorHAnsi" w:cstheme="majorBidi"/>
+      <w:rFonts/>
       <w:color w:val="000000" w:themeColor="text1"/>
     </w:rPr>
     <w:tblPr>
@@ -6946,7 +6765,7 @@
       <w:spacing w:after="0" w:line="240" w:lineRule="auto"/>
     </w:pPr>
     <w:rPr>
-      <w:rFonts w:asciiTheme="majorHAnsi" w:eastAsiaTheme="majorEastAsia" w:hAnsiTheme="majorHAnsi" w:cstheme="majorBidi"/>
+      <w:rFonts/>
       <w:color w:val="000000" w:themeColor="text1"/>
     </w:rPr>
     <w:tblPr>
@@ -7074,7 +6893,7 @@
       <w:spacing w:after="0" w:line="240" w:lineRule="auto"/>
     </w:pPr>
     <w:rPr>
-      <w:rFonts w:asciiTheme="majorHAnsi" w:eastAsiaTheme="majorEastAsia" w:hAnsiTheme="majorHAnsi" w:cstheme="majorBidi"/>
+      <w:rFonts/>
       <w:color w:val="000000" w:themeColor="text1"/>
     </w:rPr>
     <w:tblPr>
@@ -7202,7 +7021,7 @@
       <w:spacing w:after="0" w:line="240" w:lineRule="auto"/>
     </w:pPr>
     <w:rPr>
-      <w:rFonts w:asciiTheme="majorHAnsi" w:eastAsiaTheme="majorEastAsia" w:hAnsiTheme="majorHAnsi" w:cstheme="majorBidi"/>
+      <w:rFonts/>
       <w:color w:val="000000" w:themeColor="text1"/>
     </w:rPr>
     <w:tblPr>
@@ -7330,7 +7149,7 @@
       <w:spacing w:after="0" w:line="240" w:lineRule="auto"/>
     </w:pPr>
     <w:rPr>
-      <w:rFonts w:asciiTheme="majorHAnsi" w:eastAsiaTheme="majorEastAsia" w:hAnsiTheme="majorHAnsi" w:cstheme="majorBidi"/>
+      <w:rFonts/>
       <w:color w:val="000000" w:themeColor="text1"/>
     </w:rPr>
     <w:tblPr>
@@ -7969,7 +7788,7 @@
       <w:spacing w:after="0" w:line="240" w:lineRule="auto"/>
     </w:pPr>
     <w:rPr>
-      <w:rFonts w:asciiTheme="majorHAnsi" w:eastAsiaTheme="majorEastAsia" w:hAnsiTheme="majorHAnsi" w:cstheme="majorBidi"/>
+      <w:rFonts/>
       <w:color w:val="000000" w:themeColor="text1"/>
     </w:rPr>
     <w:tblPr>
@@ -8094,7 +7913,7 @@
       <w:spacing w:after="0" w:line="240" w:lineRule="auto"/>
     </w:pPr>
     <w:rPr>
-      <w:rFonts w:asciiTheme="majorHAnsi" w:eastAsiaTheme="majorEastAsia" w:hAnsiTheme="majorHAnsi" w:cstheme="majorBidi"/>
+      <w:rFonts/>
       <w:color w:val="000000" w:themeColor="text1"/>
     </w:rPr>
     <w:tblPr>
@@ -8219,7 +8038,7 @@
       <w:spacing w:after="0" w:line="240" w:lineRule="auto"/>
     </w:pPr>
     <w:rPr>
-      <w:rFonts w:asciiTheme="majorHAnsi" w:eastAsiaTheme="majorEastAsia" w:hAnsiTheme="majorHAnsi" w:cstheme="majorBidi"/>
+      <w:rFonts/>
       <w:color w:val="000000" w:themeColor="text1"/>
     </w:rPr>
     <w:tblPr>
@@ -8344,7 +8163,7 @@
       <w:spacing w:after="0" w:line="240" w:lineRule="auto"/>
     </w:pPr>
     <w:rPr>
-      <w:rFonts w:asciiTheme="majorHAnsi" w:eastAsiaTheme="majorEastAsia" w:hAnsiTheme="majorHAnsi" w:cstheme="majorBidi"/>
+      <w:rFonts/>
       <w:color w:val="000000" w:themeColor="text1"/>
     </w:rPr>
     <w:tblPr>
@@ -8469,7 +8288,7 @@
       <w:spacing w:after="0" w:line="240" w:lineRule="auto"/>
     </w:pPr>
     <w:rPr>
-      <w:rFonts w:asciiTheme="majorHAnsi" w:eastAsiaTheme="majorEastAsia" w:hAnsiTheme="majorHAnsi" w:cstheme="majorBidi"/>
+      <w:rFonts/>
       <w:color w:val="000000" w:themeColor="text1"/>
     </w:rPr>
     <w:tblPr>
@@ -8594,7 +8413,7 @@
       <w:spacing w:after="0" w:line="240" w:lineRule="auto"/>
     </w:pPr>
     <w:rPr>
-      <w:rFonts w:asciiTheme="majorHAnsi" w:eastAsiaTheme="majorEastAsia" w:hAnsiTheme="majorHAnsi" w:cstheme="majorBidi"/>
+      <w:rFonts/>
       <w:color w:val="000000" w:themeColor="text1"/>
     </w:rPr>
     <w:tblPr>
@@ -8719,7 +8538,7 @@
       <w:spacing w:after="0" w:line="240" w:lineRule="auto"/>
     </w:pPr>
     <w:rPr>
-      <w:rFonts w:asciiTheme="majorHAnsi" w:eastAsiaTheme="majorEastAsia" w:hAnsiTheme="majorHAnsi" w:cstheme="majorBidi"/>
+      <w:rFonts/>
       <w:color w:val="000000" w:themeColor="text1"/>
     </w:rPr>
     <w:tblPr>

--- a/az/discovery-articles/6.20 Televiziya.docx
+++ b/az/discovery-articles/6.20 Televiziya.docx
@@ -120,7 +120,7 @@
         <w:widowControl/>
       </w:pPr>
       <w:r>
-        <w:t>Kim kəşf edib və ya yaradıb</w:t>
+        <w:t xml:space="preserve">Kim yaradıb</w:t>
       </w:r>
     </w:p>
     <w:p>
@@ -217,7 +217,7 @@
         <w:rPr>
           <w:sz w:val="20"/>
         </w:rPr>
-        <w:t>A Kitablar və əsas elmi əsərlər</w:t>
+        <w:t>Kitablar və əsas elmi əsərlər</w:t>
       </w:r>
     </w:p>
     <w:p>
@@ -240,7 +240,7 @@
         <w:rPr>
           <w:sz w:val="20"/>
         </w:rPr>
-        <w:t>C Qurumların materialları və ensiklopedik mənbələr</w:t>
+        <w:t>Qurumların materialları və ensiklopedik mənbələr</w:t>
       </w:r>
     </w:p>
     <w:p>
@@ -300,7 +300,7 @@
         <w:rPr>
           <w:sz w:val="20"/>
         </w:rPr>
-        <w:t>D Muzey arxiv və kitabxana materialları</w:t>
+        <w:t>Muzey arxiv və kitabxana materialları</w:t>
       </w:r>
     </w:p>
     <w:p>
@@ -336,7 +336,7 @@
         <w:rPr>
           <w:sz w:val="20"/>
         </w:rPr>
-        <w:t>J Mətbuat elmi kütləvi nəşrlər və ümumi mənbələr</w:t>
+        <w:t>Mətbuat elmi kütləvi nəşrlər və ümumi mənbələr</w:t>
       </w:r>
     </w:p>
     <w:p>
